--- a/mi_documento1.docx
+++ b/mi_documento1.docx
@@ -26,7 +26,6 @@
     <w:p>
       <w:pPr>
         <w:rPr>
-          <w:u w:val="single"/>
           <w:lang w:val="es-ES"/>
         </w:rPr>
       </w:pPr>
@@ -48,6 +47,40 @@
             <w:t>😊</w:t>
           </mc:Fallback>
         </mc:AlternateContent>
+      </w:r>
+    </w:p>
+    <w:p>
+      <w:pPr>
+        <w:rPr>
+          <w:lang w:val="es-ES"/>
+        </w:rPr>
+      </w:pPr>
+    </w:p>
+    <w:p>
+      <w:pPr>
+        <w:rPr>
+          <w:lang w:val="es-ES"/>
+        </w:rPr>
+      </w:pPr>
+      <w:r>
+        <w:rPr>
+          <w:lang w:val="es-ES"/>
+        </w:rPr>
+        <w:t>RAMA 1</w:t>
+      </w:r>
+    </w:p>
+    <w:p>
+      <w:pPr>
+        <w:rPr>
+          <w:u w:val="single"/>
+          <w:lang w:val="es-ES"/>
+        </w:rPr>
+      </w:pPr>
+      <w:r>
+        <w:rPr>
+          <w:lang w:val="es-ES"/>
+        </w:rPr>
+        <w:t xml:space="preserve">LA LAMPARA ES AMARILLA </w:t>
       </w:r>
     </w:p>
     <w:sectPr>

--- a/mi_documento1.docx
+++ b/mi_documento1.docx
@@ -26,7 +26,6 @@
     <w:p>
       <w:pPr>
         <w:rPr>
-          <w:u w:val="single"/>
           <w:lang w:val="es-ES"/>
         </w:rPr>
       </w:pPr>
@@ -48,6 +47,27 @@
             <w:t>😊</w:t>
           </mc:Fallback>
         </mc:AlternateContent>
+      </w:r>
+    </w:p>
+    <w:p>
+      <w:pPr>
+        <w:rPr>
+          <w:lang w:val="es-ES"/>
+        </w:rPr>
+      </w:pPr>
+    </w:p>
+    <w:p>
+      <w:pPr>
+        <w:rPr>
+          <w:lang w:val="es-ES"/>
+        </w:rPr>
+      </w:pPr>
+      <w:r>
+        <w:rPr>
+          <w:u w:val="single"/>
+          <w:lang w:val="es-ES"/>
+        </w:rPr>
+        <w:t>87987878787878979</w:t>
       </w:r>
     </w:p>
     <w:sectPr>

--- a/mi_documento1.docx
+++ b/mi_documento1.docx
@@ -5,11 +5,15 @@
     <w:p>
       <w:pPr>
         <w:rPr>
+          <w:b/>
+          <w:bCs/>
           <w:lang w:val="es-ES"/>
         </w:rPr>
       </w:pPr>
       <w:r>
         <w:rPr>
+          <w:b/>
+          <w:bCs/>
           <w:lang w:val="es-ES"/>
         </w:rPr>
         <w:t xml:space="preserve">Primer </w:t>
@@ -17,6 +21,8 @@
       <w:proofErr w:type="spellStart"/>
       <w:r>
         <w:rPr>
+          <w:b/>
+          <w:bCs/>
           <w:lang w:val="es-ES"/>
         </w:rPr>
         <w:t>commit</w:t>
@@ -26,6 +32,8 @@
     <w:p>
       <w:pPr>
         <w:rPr>
+          <w:b/>
+          <w:bCs/>
           <w:lang w:val="es-ES"/>
         </w:rPr>
       </w:pPr>
@@ -37,6 +45,8 @@
               <w:rFonts w:ascii="Segoe UI Emoji" w:eastAsia="Segoe UI Emoji" w:hAnsi="Segoe UI Emoji" w:cs="Segoe UI Emoji"/>
             </mc:Fallback>
           </mc:AlternateContent>
+          <w:b/>
+          <w:bCs/>
           <w:lang w:val="es-ES"/>
         </w:rPr>
         <mc:AlternateContent>
@@ -52,6 +62,33 @@
     <w:p>
       <w:pPr>
         <w:rPr>
+          <w:b/>
+          <w:bCs/>
+          <w:lang w:val="es-ES"/>
+        </w:rPr>
+      </w:pPr>
+      <w:r>
+        <w:rPr>
+          <w:b/>
+          <w:bCs/>
+          <w:lang w:val="es-ES"/>
+        </w:rPr>
+        <w:t xml:space="preserve">Este mensaje fue escrito en </w:t>
+      </w:r>
+      <w:proofErr w:type="spellStart"/>
+      <w:r>
+        <w:rPr>
+          <w:b/>
+          <w:bCs/>
+          <w:lang w:val="es-ES"/>
+        </w:rPr>
+        <w:t>main</w:t>
+      </w:r>
+      <w:proofErr w:type="spellEnd"/>
+    </w:p>
+    <w:p>
+      <w:pPr>
+        <w:rPr>
           <w:lang w:val="es-ES"/>
         </w:rPr>
       </w:pPr>
@@ -62,12 +99,41 @@
           <w:lang w:val="es-ES"/>
         </w:rPr>
       </w:pPr>
+    </w:p>
+    <w:p>
+      <w:pPr>
+        <w:rPr>
+          <w:highlight w:val="yellow"/>
+          <w:lang w:val="es-ES"/>
+        </w:rPr>
+      </w:pPr>
       <w:r>
         <w:rPr>
+          <w:highlight w:val="yellow"/>
+          <w:lang w:val="es-ES"/>
+        </w:rPr>
+        <w:t>RAMA 1</w:t>
+      </w:r>
+    </w:p>
+    <w:p>
+      <w:pPr>
+        <w:rPr>
           <w:u w:val="single"/>
           <w:lang w:val="es-ES"/>
         </w:rPr>
-        <w:t>87987878787878979</w:t>
+      </w:pPr>
+      <w:r>
+        <w:rPr>
+          <w:highlight w:val="yellow"/>
+          <w:lang w:val="es-ES"/>
+        </w:rPr>
+        <w:t>LA LAMPARA ES AMARILLA</w:t>
+      </w:r>
+      <w:r>
+        <w:rPr>
+          <w:lang w:val="es-ES"/>
+        </w:rPr>
+        <w:t xml:space="preserve"> </w:t>
       </w:r>
     </w:p>
     <w:sectPr>

--- a/mi_documento1.docx
+++ b/mi_documento1.docx
@@ -12,8 +12,16 @@
         <w:rPr>
           <w:lang w:val="es-ES"/>
         </w:rPr>
-        <w:t>Primer commit</w:t>
+        <w:t xml:space="preserve">Primer </w:t>
       </w:r>
+      <w:proofErr w:type="spellStart"/>
+      <w:r>
+        <w:rPr>
+          <w:lang w:val="es-ES"/>
+        </w:rPr>
+        <w:t>commit</w:t>
+      </w:r>
+      <w:proofErr w:type="spellEnd"/>
     </w:p>
     <w:p>
       <w:pPr>
@@ -58,6 +66,7 @@
     <w:p>
       <w:pPr>
         <w:rPr>
+          <w:u w:val="single"/>
           <w:lang w:val="es-ES"/>
         </w:rPr>
       </w:pPr>
@@ -71,7 +80,6 @@
     <w:p>
       <w:pPr>
         <w:rPr>
-          <w:u w:val="single"/>
           <w:lang w:val="es-ES"/>
         </w:rPr>
       </w:pPr>
@@ -80,6 +88,27 @@
           <w:lang w:val="es-ES"/>
         </w:rPr>
         <w:t xml:space="preserve">LA LAMPARA ES AMARILLA </w:t>
+      </w:r>
+    </w:p>
+    <w:p>
+      <w:pPr>
+        <w:rPr>
+          <w:u w:val="single"/>
+          <w:lang w:val="es-ES"/>
+        </w:rPr>
+      </w:pPr>
+      <w:r>
+        <w:rPr>
+          <w:highlight w:val="red"/>
+          <w:lang w:val="es-ES"/>
+        </w:rPr>
+        <w:t>ESTA LINEA ES UN EXPERIMENTO</w:t>
+      </w:r>
+      <w:r>
+        <w:rPr>
+          <w:lang w:val="es-ES"/>
+        </w:rPr>
+        <w:t xml:space="preserve"> </w:t>
       </w:r>
     </w:p>
     <w:sectPr>
